--- a/public/assets/downloads/projects/extrakpak/military-sar-drone-technical-proposal.docx
+++ b/public/assets/downloads/projects/extrakpak/military-sar-drone-technical-proposal.docx
@@ -210,7 +210,7 @@
           <w:szCs w:val="24"/>
           <w:rtl w:val="0"/>
         </w:rPr>
-        <w:t xml:space="preserve">Alex Amadeo-Ranch ID#20008363</w:t>
+        <w:t xml:space="preserve">Alex Amadeo-Ranch</w:t>
       </w:r>
     </w:p>
     <w:p>
@@ -230,7 +230,7 @@
           <w:szCs w:val="24"/>
           <w:rtl w:val="0"/>
         </w:rPr>
-        <w:t xml:space="preserve">Jack Proctor ID#46407681</w:t>
+        <w:t xml:space="preserve">Jack Proctor</w:t>
       </w:r>
     </w:p>
     <w:p>
@@ -250,16 +250,16 @@
           <w:szCs w:val="24"/>
           <w:rtl w:val="0"/>
         </w:rPr>
-        <w:t xml:space="preserve">Ryan Seysha Muraliraj ID#</w:t>
-      </w:r>
-      <w:r>
-        <w:rPr>
-          <w:rFonts w:ascii="Times New Roman" w:cs="Times New Roman" w:eastAsia="Times New Roman" w:hAnsi="Times New Roman"/>
-          <w:sz w:val="24"/>
-          <w:szCs w:val="24"/>
-          <w:rtl w:val="0"/>
-        </w:rPr>
-        <w:t xml:space="preserve">81442040</w:t>
+        <w:t xml:space="preserve">Ryan Seysha Muraliraj</w:t>
+      </w:r>
+      <w:r>
+        <w:rPr>
+          <w:rFonts w:ascii="Times New Roman" w:cs="Times New Roman" w:eastAsia="Times New Roman" w:hAnsi="Times New Roman"/>
+          <w:sz w:val="24"/>
+          <w:szCs w:val="24"/>
+          <w:rtl w:val="0"/>
+        </w:rPr>
+        <w:t xml:space="preserve"/>
       </w:r>
     </w:p>
     <w:p>
